--- a/manuscript/word/volume_01/ch_022.docx
+++ b/manuscript/word/volume_01/ch_022.docx
@@ -15,7 +15,7 @@
         </w:rPr>
         <w:t>PHÁ TRỜI</w:t>
         <w:br/>
-        <w:t>CHƯƠNG 22: TÂM KIẾM NHẬP THẦN VÀ MẠNG LƯỚI ĐỊA TẦNG</w:t>
+        <w:t>CHƯƠNG 22: CHƯƠNG 22</w:t>
       </w:r>
     </w:p>
     <w:p>
@@ -870,7 +870,7 @@
           <w:color w:val="141414"/>
           <w:sz w:val="24"/>
         </w:rPr>
-        <w:t>Một tràng pháo tay ròn rã bỗng nhiên vang lên khắp phòng họp. Vị phó viện trưởng Viện Địa chất xúc động bước tới, nắm chặt lấy tay tôi:</w:t>
+        <w:t>Một tràng pháo tay giòn giã bỗng nhiên vang lên khắp phòng họp. Vị phó viện trưởng Viện Địa chất xúc động bước tới, nắm chặt lấy tay tôi:</w:t>
       </w:r>
     </w:p>
     <w:p>
